--- a/6 BAB - FORM_HASIL_PEMERIKSAAN_TINGKAT_PLAGIARISME.docx
+++ b/6 BAB - FORM_HASIL_PEMERIKSAAN_TINGKAT_PLAGIARISME.docx
@@ -334,7 +334,6 @@
         </w:rPr>
         <w:t>(</w:t>
       </w:r>
-      <w:proofErr w:type="spellStart"/>
       <w:r>
         <w:rPr>
           <w:sz w:val="24"/>
@@ -342,7 +341,6 @@
         </w:rPr>
         <w:t>ttd</w:t>
       </w:r>
-      <w:proofErr w:type="spellEnd"/>
       <w:r>
         <w:rPr>
           <w:sz w:val="24"/>
@@ -719,6 +717,12 @@
                 <w:sz w:val="20"/>
               </w:rPr>
             </w:pPr>
+            <w:r>
+              <w:rPr>
+                <w:sz w:val="20"/>
+              </w:rPr>
+              <w:t>0%</w:t>
+            </w:r>
           </w:p>
         </w:tc>
         <w:tc>
@@ -794,6 +798,12 @@
                 <w:sz w:val="20"/>
               </w:rPr>
             </w:pPr>
+            <w:r>
+              <w:rPr>
+                <w:sz w:val="20"/>
+              </w:rPr>
+              <w:t>3.94%</w:t>
+            </w:r>
           </w:p>
         </w:tc>
         <w:tc>
@@ -869,6 +879,12 @@
                 <w:sz w:val="20"/>
               </w:rPr>
             </w:pPr>
+            <w:r>
+              <w:rPr>
+                <w:sz w:val="20"/>
+              </w:rPr>
+              <w:t>4.4%</w:t>
+            </w:r>
           </w:p>
         </w:tc>
         <w:tc>
@@ -944,6 +960,12 @@
                 <w:sz w:val="20"/>
               </w:rPr>
             </w:pPr>
+            <w:r>
+              <w:rPr>
+                <w:sz w:val="20"/>
+              </w:rPr>
+              <w:t>0%</w:t>
+            </w:r>
           </w:p>
         </w:tc>
         <w:tc>
@@ -1019,6 +1041,30 @@
                 <w:sz w:val="20"/>
               </w:rPr>
             </w:pPr>
+            <w:r>
+              <w:rPr>
+                <w:sz w:val="20"/>
+              </w:rPr>
+              <w:t>4</w:t>
+            </w:r>
+            <w:r>
+              <w:rPr>
+                <w:sz w:val="20"/>
+              </w:rPr>
+              <w:t>.</w:t>
+            </w:r>
+            <w:r>
+              <w:rPr>
+                <w:sz w:val="20"/>
+              </w:rPr>
+              <w:t>44</w:t>
+            </w:r>
+            <w:r>
+              <w:rPr>
+                <w:sz w:val="20"/>
+              </w:rPr>
+              <w:t>%</w:t>
+            </w:r>
           </w:p>
         </w:tc>
         <w:tc>
@@ -1098,6 +1144,30 @@
                 <w:sz w:val="20"/>
               </w:rPr>
             </w:pPr>
+            <w:r>
+              <w:rPr>
+                <w:sz w:val="20"/>
+              </w:rPr>
+              <w:t>22</w:t>
+            </w:r>
+            <w:r>
+              <w:rPr>
+                <w:sz w:val="20"/>
+              </w:rPr>
+              <w:t>.</w:t>
+            </w:r>
+            <w:r>
+              <w:rPr>
+                <w:sz w:val="20"/>
+              </w:rPr>
+              <w:t>87</w:t>
+            </w:r>
+            <w:r>
+              <w:rPr>
+                <w:sz w:val="20"/>
+              </w:rPr>
+              <w:t>%</w:t>
+            </w:r>
           </w:p>
         </w:tc>
         <w:tc>
@@ -1713,19 +1783,11 @@
         </w:rPr>
         <w:t xml:space="preserve"> </w:t>
       </w:r>
-      <w:proofErr w:type="spellStart"/>
-      <w:r>
-        <w:rPr>
-          <w:sz w:val="20"/>
-        </w:rPr>
-        <w:t>Form</w:t>
-      </w:r>
-      <w:proofErr w:type="spellEnd"/>
-      <w:r>
-        <w:rPr>
-          <w:sz w:val="20"/>
-        </w:rPr>
-        <w:t xml:space="preserve"> Hasil</w:t>
+      <w:r>
+        <w:rPr>
+          <w:sz w:val="20"/>
+        </w:rPr>
+        <w:t>Form Hasil</w:t>
       </w:r>
       <w:r>
         <w:rPr>
